--- a/data/tasks/finance/fund-benchmark-review/solution/混合基金业绩基准与相对财富审查.docx
+++ b/data/tasks/finance/fund-benchmark-review/solution/混合基金业绩基准与相对财富审查.docx
@@ -1219,7 +1219,6 @@
     <w:p>
       <w:pPr>
         <w:pStyle w:val="Heading1"/>
-        <w:pageBreakBefore/>
       </w:pPr>
       <w:r>
         <w:t>三 期间统计与使用口径</w:t>
